--- a/documents/작성본/[팀명]_분석요약서.docx
+++ b/documents/작성본/[팀명]_분석요약서.docx
@@ -7,12 +7,6 @@
         <w:jc w:val="center"/>
       </w:pPr>
       <w:r>
-        <w:rPr>
-          <w:rFonts w:ascii="맑은 고딕" w:hAnsi="맑은 고딕" w:eastAsia="맑은 고딕"/>
-          <w:b/>
-          <w:color w:val="123452"/>
-          <w:sz w:val="34"/>
-        </w:rPr>
         <w:t>2026 빅데이터 활용 경진대회 분석부문 분석결과서(요약)</w:t>
       </w:r>
     </w:p>
@@ -21,11 +15,6 @@
         <w:jc w:val="center"/>
       </w:pPr>
       <w:r>
-        <w:rPr>
-          <w:rFonts w:ascii="맑은 고딕" w:hAnsi="맑은 고딕" w:eastAsia="맑은 고딕"/>
-          <w:color w:val="4F5B66"/>
-          <w:sz w:val="20"/>
-        </w:rPr>
         <w:t>실시간 도시데이터 기반 서울 상권 활력 예측 및 의사결정 지원</w:t>
       </w:r>
     </w:p>
@@ -185,13 +174,7 @@
           </w:tcPr>
           <w:p>
             <w:r>
-              <w:rPr>
-                <w:rFonts w:ascii="맑은 고딕" w:hAnsi="맑은 고딕" w:eastAsia="맑은 고딕"/>
-                <w:b w:val="0"/>
-                <w:color w:val="1F2937"/>
-                <w:sz w:val="19"/>
-              </w:rPr>
-              <w:t>[팀명]</w:t>
+              <w:t>AI꿈나무</w:t>
             </w:r>
           </w:p>
         </w:tc>
@@ -235,13 +218,7 @@
           </w:tcPr>
           <w:p>
             <w:r>
-              <w:rPr>
-                <w:rFonts w:ascii="맑은 고딕" w:hAnsi="맑은 고딕" w:eastAsia="맑은 고딕"/>
-                <w:b w:val="0"/>
-                <w:color w:val="1F2937"/>
-                <w:sz w:val="19"/>
-              </w:rPr>
-              <w:t>2026.  .  .</w:t>
+              <w:t>2026. 05. 25.</w:t>
             </w:r>
           </w:p>
         </w:tc>
@@ -252,12 +229,6 @@
         <w:spacing w:before="160" w:after="80"/>
       </w:pPr>
       <w:r>
-        <w:rPr>
-          <w:rFonts w:ascii="맑은 고딕" w:hAnsi="맑은 고딕" w:eastAsia="맑은 고딕"/>
-          <w:b/>
-          <w:color w:val="16655C"/>
-          <w:sz w:val="23"/>
-        </w:rPr>
         <w:t>추진배경 및 필요성</w:t>
       </w:r>
     </w:p>
@@ -267,10 +238,6 @@
         <w:ind w:left="255" w:hanging="142"/>
       </w:pPr>
       <w:r>
-        <w:rPr>
-          <w:rFonts w:ascii="맑은 고딕" w:hAnsi="맑은 고딕" w:eastAsia="맑은 고딕"/>
-          <w:sz w:val="18"/>
-        </w:rPr>
         <w:t>• 서울 상권은 유동인구, 소비, 날씨, 교통, 행사 등 복합 요인에 따라 시간대별 활력이 크게 달라지므로 정적인 매출·인구 지표만으로는 현장 대응이 어렵다.</w:t>
       </w:r>
     </w:p>
@@ -280,11 +247,7 @@
         <w:ind w:left="255" w:hanging="142"/>
       </w:pPr>
       <w:r>
-        <w:rPr>
-          <w:rFonts w:ascii="맑은 고딕" w:hAnsi="맑은 고딕" w:eastAsia="맑은 고딕"/>
-          <w:sz w:val="18"/>
-        </w:rPr>
-        <w:t>• 본 분석은 50m 격자 단위의 기본 상권 잠재력과 서울 실시간 도시데이터 기반의 현재 보정 신호를 결합해, 특정 시점에 방문·정책·운영 의사결정에 활용 가능한 최종 활력 점수를 산출한다.</w:t>
+        <w:t>• 본 분석은 과거 데이터 기반 Base MLP가 장기 상권 잠재력을 예측하고, 서울 실시간 도시데이터 OpenAPI 기반 Correction LSTM이 현재 시점 변화를 보정하는 이중 모델 구조로 최종 활력 점수를 산출한다.</w:t>
       </w:r>
     </w:p>
     <w:p>
@@ -293,11 +256,7 @@
         <w:ind w:left="255" w:hanging="142"/>
       </w:pPr>
       <w:r>
-        <w:rPr>
-          <w:rFonts w:ascii="맑은 고딕" w:hAnsi="맑은 고딕" w:eastAsia="맑은 고딕"/>
-          <w:sz w:val="18"/>
-        </w:rPr>
-        <w:t>• 현재 구현 범위는 분석 가능 격자 337개와 실시간 직접 관측 격자 20개를 포함하며, 장소 주변으로 보정 신호를 전파해 적용 범위를 넓혔다.</w:t>
+        <w:t>• 재실험 기준 실시간 API snapshot은 80행·66개 grid, LSTM live sequence는 80행·20개 grid를 생성했으며, 직접 관측 구역 외에는 장소·이웃 기반 전파로 도시 전역 337개 격자까지 확장했다.</w:t>
       </w:r>
     </w:p>
     <w:p>
@@ -305,12 +264,6 @@
         <w:spacing w:before="160" w:after="80"/>
       </w:pPr>
       <w:r>
-        <w:rPr>
-          <w:rFonts w:ascii="맑은 고딕" w:hAnsi="맑은 고딕" w:eastAsia="맑은 고딕"/>
-          <w:b/>
-          <w:color w:val="16655C"/>
-          <w:sz w:val="23"/>
-        </w:rPr>
         <w:t>투입 데이터</w:t>
       </w:r>
     </w:p>
@@ -440,12 +393,6 @@
           </w:tcPr>
           <w:p>
             <w:r>
-              <w:rPr>
-                <w:rFonts w:ascii="맑은 고딕" w:hAnsi="맑은 고딕" w:eastAsia="맑은 고딕"/>
-                <w:b w:val="0"/>
-                <w:color w:val="1F2937"/>
-                <w:sz w:val="17"/>
-              </w:rPr>
               <w:t>avg_flow, weekday_weekend_gap, hourly_concentration, card_sales_amount/count, rainfall, transport/rent proxy</w:t>
             </w:r>
           </w:p>
@@ -462,12 +409,6 @@
           </w:tcPr>
           <w:p>
             <w:r>
-              <w:rPr>
-                <w:rFonts w:ascii="맑은 고딕" w:hAnsi="맑은 고딕" w:eastAsia="맑은 고딕"/>
-                <w:b w:val="0"/>
-                <w:color w:val="1F2937"/>
-                <w:sz w:val="17"/>
-              </w:rPr>
               <w:t>격자별 평시 상권 잠재력(base_score) 학습</w:t>
             </w:r>
           </w:p>
@@ -508,13 +449,7 @@
           </w:tcPr>
           <w:p>
             <w:r>
-              <w:rPr>
-                <w:rFonts w:ascii="맑은 고딕" w:hAnsi="맑은 고딕" w:eastAsia="맑은 고딕"/>
-                <w:b w:val="0"/>
-                <w:color w:val="1F2937"/>
-                <w:sz w:val="17"/>
-              </w:rPr>
-              <w:t>real_time_population, growth, traffic_congestion, transit_change, temp/rain, event/holiday flag</w:t>
+              <w:t>real_time_population, population_growth, traffic_congestion, transit_change, temp/rain, event/holiday flag</w:t>
             </w:r>
           </w:p>
         </w:tc>
@@ -530,13 +465,7 @@
           </w:tcPr>
           <w:p>
             <w:r>
-              <w:rPr>
-                <w:rFonts w:ascii="맑은 고딕" w:hAnsi="맑은 고딕" w:eastAsia="맑은 고딕"/>
-                <w:b w:val="0"/>
-                <w:color w:val="1F2937"/>
-                <w:sz w:val="17"/>
-              </w:rPr>
-              <w:t>시점별 변화 신호(correction_score) 학습 및 추론</w:t>
+              <w:t>시점별 변화 신호(correction_score) 학습 및 실시간 보정</w:t>
             </w:r>
           </w:p>
         </w:tc>
@@ -576,13 +505,7 @@
           </w:tcPr>
           <w:p>
             <w:r>
-              <w:rPr>
-                <w:rFonts w:ascii="맑은 고딕" w:hAnsi="맑은 고딕" w:eastAsia="맑은 고딕"/>
-                <w:b w:val="0"/>
-                <w:color w:val="1F2937"/>
-                <w:sz w:val="17"/>
-              </w:rPr>
-              <w:t>grid_id, place_code/name, weight, 좌표/행정구 경계</w:t>
+              <w:t>grid_id, place_code/name, weight, 좌표/행정구 경계, spatial mapping</w:t>
             </w:r>
           </w:p>
         </w:tc>
@@ -598,13 +521,7 @@
           </w:tcPr>
           <w:p>
             <w:r>
-              <w:rPr>
-                <w:rFonts w:ascii="맑은 고딕" w:hAnsi="맑은 고딕" w:eastAsia="맑은 고딕"/>
-                <w:b w:val="0"/>
-                <w:color w:val="1F2937"/>
-                <w:sz w:val="17"/>
-              </w:rPr>
-              <w:t>서울 실시간 장소 API를 50m 격자 단위로 전환</w:t>
+              <w:t>서울 실시간 장소 API를 50m 격자 단위로 변환하고 전파 범위 산정</w:t>
             </w:r>
           </w:p>
         </w:tc>
@@ -644,13 +561,7 @@
           </w:tcPr>
           <w:p>
             <w:r>
-              <w:rPr>
-                <w:rFonts w:ascii="맑은 고딕" w:hAnsi="맑은 고딕" w:eastAsia="맑은 고딕"/>
-                <w:b w:val="0"/>
-                <w:color w:val="1F2937"/>
-                <w:sz w:val="17"/>
-              </w:rPr>
-              <w:t>final_actual, validation predictions, metrics_summary</w:t>
+              <w:t>final_actual, metrics_summary, tuning comparison CSV/JSON, API metadata</w:t>
             </w:r>
           </w:p>
         </w:tc>
@@ -666,13 +577,7 @@
           </w:tcPr>
           <w:p>
             <w:r>
-              <w:rPr>
-                <w:rFonts w:ascii="맑은 고딕" w:hAnsi="맑은 고딕" w:eastAsia="맑은 고딕"/>
-                <w:b w:val="0"/>
-                <w:color w:val="1F2937"/>
-                <w:sz w:val="17"/>
-              </w:rPr>
-              <w:t>RMSE, MAE, Spearman 등 성능 점검</w:t>
+              <w:t>RMSE, MAE, Spearman, Precision@5/10, Top-20% Precision 기반 성능 비교</w:t>
             </w:r>
           </w:p>
         </w:tc>
@@ -683,12 +588,6 @@
         <w:spacing w:before="160" w:after="80"/>
       </w:pPr>
       <w:r>
-        <w:rPr>
-          <w:rFonts w:ascii="맑은 고딕" w:hAnsi="맑은 고딕" w:eastAsia="맑은 고딕"/>
-          <w:b/>
-          <w:color w:val="16655C"/>
-          <w:sz w:val="23"/>
-        </w:rPr>
         <w:t>분석과정 및 방법</w:t>
       </w:r>
     </w:p>
@@ -698,10 +597,6 @@
         <w:ind w:left="255" w:hanging="142"/>
       </w:pPr>
       <w:r>
-        <w:rPr>
-          <w:rFonts w:ascii="맑은 고딕" w:hAnsi="맑은 고딕" w:eastAsia="맑은 고딕"/>
-          <w:sz w:val="18"/>
-        </w:rPr>
         <w:t>• 전처리: 원천 데이터를 50m 격자 공통키로 정리하고, 카드·유동·강우·교통 접근성·임대료 proxy 등을 결합해 base_train/base_infer를 생성했다.</w:t>
       </w:r>
     </w:p>
@@ -711,10 +606,6 @@
         <w:ind w:left="255" w:hanging="142"/>
       </w:pPr>
       <w:r>
-        <w:rPr>
-          <w:rFonts w:ascii="맑은 고딕" w:hAnsi="맑은 고딕" w:eastAsia="맑은 고딕"/>
-          <w:sz w:val="18"/>
-        </w:rPr>
         <w:t>• 기본 모델: BatchNorm, Dropout, AdamW를 적용한 MLP가 격자의 구조적 상권 체력을 base_score로 예측한다.</w:t>
       </w:r>
     </w:p>
@@ -724,10 +615,6 @@
         <w:ind w:left="255" w:hanging="142"/>
       </w:pPr>
       <w:r>
-        <w:rPr>
-          <w:rFonts w:ascii="맑은 고딕" w:hAnsi="맑은 고딕" w:eastAsia="맑은 고딕"/>
-          <w:sz w:val="18"/>
-        </w:rPr>
         <w:t>• 보정 모델: 최근 4개 시점의 실시간 특성을 LSTM에 입력해 현재 시점의 correction_score를 산출한다.</w:t>
       </w:r>
     </w:p>
@@ -737,24 +624,7 @@
         <w:ind w:left="255" w:hanging="142"/>
       </w:pPr>
       <w:r>
-        <w:rPr>
-          <w:rFonts w:ascii="맑은 고딕" w:hAnsi="맑은 고딕" w:eastAsia="맑은 고딕"/>
-          <w:sz w:val="18"/>
-        </w:rPr>
-        <w:t>• 최종 산식: final_score = base_score + correction_score로 구성해 장기 잠재력과 현재 변화 신호를 동시에 반영한다.</w:t>
-      </w:r>
-    </w:p>
-    <w:p>
-      <w:pPr>
-        <w:spacing w:after="30"/>
-        <w:ind w:left="255" w:hanging="142"/>
-      </w:pPr>
-      <w:r>
-        <w:rPr>
-          <w:rFonts w:ascii="맑은 고딕" w:hAnsi="맑은 고딕" w:eastAsia="맑은 고딕"/>
-          <w:sz w:val="18"/>
-        </w:rPr>
-        <w:t>• 공간 확장: 직접 관측(DIRECT_LIVE) 외에 장소 기반 전파(PLACE_PROPAGATED), 이웃·장소 혼합 전파(HYBRID_PROPAGATED), 기본값(BASE_ONLY)을 구분해 신뢰 범위를 표시했다.</w:t>
+        <w:t>• 실험 설계 및 평가: baseline 포함 9개 설정에서 MLP/LSTM 용량, dropout, learning rate, alpha/beta 가중치를 바꾸어 동일한 live sequence로 비교했고, Spearman을 1순위 지표, Precision@5·10과 Top-20% Precision을 보조 지표로 사용했다.</w:t>
       </w:r>
     </w:p>
     <w:p>
@@ -762,13 +632,13 @@
         <w:spacing w:before="160" w:after="80"/>
       </w:pPr>
       <w:r>
-        <w:rPr>
-          <w:rFonts w:ascii="맑은 고딕" w:hAnsi="맑은 고딕" w:eastAsia="맑은 고딕"/>
-          <w:b/>
-          <w:color w:val="16655C"/>
-          <w:sz w:val="23"/>
-        </w:rPr>
         <w:t>최종결과</w:t>
+      </w:r>
+    </w:p>
+    <w:p>
+      <w:pPr/>
+      <w:r>
+        <w:t>• 해석 주의: 평가 가능한 grid가 20개뿐인 재실험에서는 Precision@100이 전체 후보를 포함해 포화되므로 주요 지표에서 제외하고 Precision@5, Precision@10, Top-20% Precision을 중심으로 해석했다.</w:t>
       </w:r>
     </w:p>
     <w:p>
@@ -776,11 +646,7 @@
         <w:spacing w:line="259" w:lineRule="auto" w:after="40"/>
       </w:pPr>
       <w:r>
-        <w:rPr>
-          <w:rFonts w:ascii="맑은 고딕" w:hAnsi="맑은 고딕" w:eastAsia="맑은 고딕"/>
-          <w:sz w:val="19"/>
-        </w:rPr>
-        <w:t>도시 전역 보정 결과 337개 격자의 최종 활력 점수 평균은 4.288, 표준편차는 1.21이며, 최고 점수는 11.641로 나타났다. 상위 격자는 북촌한옥마을, 창덕궁·종묘, 서촌 등 관광·문화·상권 결합 지역을 중심으로 형성됐다.</w:t>
+        <w:t>도시 전역 보정 결과 337개 격자의 최종 활력 점수 평균은 4.288, 표준편차는 1.21이며, 최고 점수는 11.641로 나타났다. 상위 격자는 북촌한옥마을, 창덕궁·종묘, 서촌 등 관광·문화·상권 결합 지역을 중심으로 형성됐다. 모델 튜닝 비교에서는 T03_large_mlp_large_lstm이 Spearman 0.9910, Precision@5 1.0, Precision@10 1.0으로 순위 성능이 가장 높았고, T01_mlp_lstm_balanced는 RMSE 0.9408로 점수 오차가 가장 안정적이었다.</w:t>
       </w:r>
     </w:p>
     <w:tbl>
@@ -1523,13 +1389,13 @@
         <w:spacing w:before="160" w:after="80"/>
       </w:pPr>
       <w:r>
-        <w:rPr>
-          <w:rFonts w:ascii="맑은 고딕" w:hAnsi="맑은 고딕" w:eastAsia="맑은 고딕"/>
-          <w:b/>
-          <w:color w:val="16655C"/>
-          <w:sz w:val="23"/>
-        </w:rPr>
         <w:t>활용방안 및 기대효과</w:t>
+      </w:r>
+    </w:p>
+    <w:p>
+      <w:pPr/>
+      <w:r>
+        <w:t>• 실시간 API 기반 최종 평가는 timestamp가 과거 정답과 직접 일치하지 않아 grid_id 기준 평균 정답과 비교하는 fallback 평가를 사용했다. 따라서 evaluation_rows는 20개이며, live coverage가 주요 장소 중심으로 제한된다는 한계를 함께 해석해야 한다.</w:t>
       </w:r>
     </w:p>
     <w:p>
@@ -1538,10 +1404,6 @@
         <w:ind w:left="255" w:hanging="142"/>
       </w:pPr>
       <w:r>
-        <w:rPr>
-          <w:rFonts w:ascii="맑은 고딕" w:hAnsi="맑은 고딕" w:eastAsia="맑은 고딕"/>
-          <w:sz w:val="18"/>
-        </w:rPr>
         <w:t>• 상권·관광지 혼잡 및 활력 변화를 시간대별로 파악해 방문 분산 안내, 현장 운영 인력 배치, 주변 소상공인 프로모션 타이밍 결정에 활용할 수 있다.</w:t>
       </w:r>
     </w:p>
@@ -1551,11 +1413,7 @@
         <w:ind w:left="255" w:hanging="142"/>
       </w:pPr>
       <w:r>
-        <w:rPr>
-          <w:rFonts w:ascii="맑은 고딕" w:hAnsi="맑은 고딕" w:eastAsia="맑은 고딕"/>
-          <w:sz w:val="18"/>
-        </w:rPr>
-        <w:t>• 실시간 API와 격자 기반 예측을 결합하므로 신규 행사·날씨 변화·교통 변화가 발생했을 때 빠르게 상권 활력 변화를 재계산할 수 있다.</w:t>
+        <w:t>• 실시간 API와 격자 기반 예측을 결합하므로 신규 행사·날씨 변화·교통 변화가 발생했을 때 빠르게 상권 활력 변화를 재계산할 수 있으며, What-if 시뮬레이션으로 악천후·공연 종료·축제 집중 상황을 사전 가정해 운영 시나리오를 검토할 수 있다.</w:t>
       </w:r>
     </w:p>
     <w:p>
@@ -1564,11 +1422,7 @@
         <w:ind w:left="255" w:hanging="142"/>
       </w:pPr>
       <w:r>
-        <w:rPr>
-          <w:rFonts w:ascii="맑은 고딕" w:hAnsi="맑은 고딕" w:eastAsia="맑은 고딕"/>
-          <w:sz w:val="18"/>
-        </w:rPr>
-        <w:t>• 최종 점수와 산출 방식(score_source)을 함께 제공해 정책 담당자가 직접 관측 구역과 전파 추정 구역을 구분하여 해석할 수 있다.</w:t>
+        <w:t>• 최종 점수와 산출 방식(score_source)을 함께 제공해 정책 담당자가 직접 관측 구역과 전파 추정 구역을 구분하여 해석할 수 있고, 향후에는 대시보드·자동 재학습 파이프라인으로 확장할 수 있다.</w:t>
       </w:r>
     </w:p>
     <w:p>
@@ -1576,13 +1430,13 @@
         <w:spacing w:before="160" w:after="80"/>
       </w:pPr>
       <w:r>
-        <w:rPr>
-          <w:rFonts w:ascii="맑은 고딕" w:hAnsi="맑은 고딕" w:eastAsia="맑은 고딕"/>
-          <w:b/>
-          <w:color w:val="16655C"/>
-          <w:sz w:val="23"/>
-        </w:rPr>
         <w:t>분석툴 및 참고문헌</w:t>
+      </w:r>
+    </w:p>
+    <w:p>
+      <w:pPr/>
+      <w:r>
+        <w:t>• 한계 및 확장: 실시간 OpenAPI가 서울 전역 모든 50m grid를 직접 제공하지 않으므로 향후에는 SNS 트렌드, 행사 일정, 관광·대중교통 혼잡 데이터 등을 추가 결합해 correction 모델의 일반화 성능을 높일 필요가 있다.</w:t>
       </w:r>
     </w:p>
     <w:p>
@@ -1591,11 +1445,7 @@
         <w:ind w:left="255" w:hanging="142"/>
       </w:pPr>
       <w:r>
-        <w:rPr>
-          <w:rFonts w:ascii="맑은 고딕" w:hAnsi="맑은 고딕" w:eastAsia="맑은 고딕"/>
-          <w:sz w:val="18"/>
-        </w:rPr>
-        <w:t>• Python, pandas, NumPy, scikit-learn, PyTorch, SciPy, Matplotlib</w:t>
+        <w:t>• Python, pandas, NumPy, scikit-learn, PyTorch, SciPy, Matplotlib, Google Colab</w:t>
       </w:r>
     </w:p>
     <w:p>
@@ -1604,11 +1454,7 @@
         <w:ind w:left="255" w:hanging="142"/>
       </w:pPr>
       <w:r>
-        <w:rPr>
-          <w:rFonts w:ascii="맑은 고딕" w:hAnsi="맑은 고딕" w:eastAsia="맑은 고딕"/>
-          <w:sz w:val="18"/>
-        </w:rPr>
-        <w:t>• 모델 구성: Base MLP, Correction LSTM, HuberLoss, AdamW, ReduceLROnPlateau, Early Stopping, Gradient Clipping</w:t>
+        <w:t>• 모델 구성: Base MLP, Correction LSTM, HuberLoss, AdamW, ReduceLROnPlateau, Early Stopping, Gradient Clipping, spatial propagation</w:t>
       </w:r>
     </w:p>
     <w:p>
@@ -1617,11 +1463,7 @@
         <w:ind w:left="255" w:hanging="142"/>
       </w:pPr>
       <w:r>
-        <w:rPr>
-          <w:rFonts w:ascii="맑은 고딕" w:hAnsi="맑은 고딕" w:eastAsia="맑은 고딕"/>
-          <w:sz w:val="18"/>
-        </w:rPr>
-        <w:t>• 활용 파일: seoul_grid_vitality_pipeline.py, preprocess_seoul_grid_data.py, fetch_seoul_realtime_api_to_csv.py, build_citywide_vitality_artifacts.py</w:t>
+        <w:t>• 활용 파일: seoul_grid_vitality_pipeline.py, preprocess_seoul_grid_data.py, fetch_seoul_realtime_api_to_csv.py, build_citywide_vitality_artifacts.py, colab_run_project.ipynb</w:t>
       </w:r>
     </w:p>
     <w:p>
@@ -1630,11 +1472,7 @@
         <w:ind w:left="255" w:hanging="142"/>
       </w:pPr>
       <w:r>
-        <w:rPr>
-          <w:rFonts w:ascii="맑은 고딕" w:hAnsi="맑은 고딕" w:eastAsia="맑은 고딕"/>
-          <w:sz w:val="18"/>
-        </w:rPr>
-        <w:t>• 참고 데이터: 서울시 빅데이터캠퍼스 제공 데이터, 서울 실시간 도시데이터 OpenAPI, 행정구 경계 및 격자·장소 매핑 산출물</w:t>
+        <w:t>• 참고 데이터: 서울시 빅데이터캠퍼스 제공 데이터, 서울 실시간 도시데이터 OpenAPI, 행정구 경계 및 격자·장소 매핑 산출물, 튜닝 비교 요약 CSV/JSON</w:t>
       </w:r>
     </w:p>
     <w:sectPr>
